--- a/Cap2_YouTube/3_Documentation/Cap2 - Project report.docx
+++ b/Cap2_YouTube/3_Documentation/Cap2 - Project report.docx
@@ -193,35 +193,31 @@
         </w:rPr>
         <w:t xml:space="preserve"> This would help the user and other key stakeholders of the growth of a video: Would this video pop up in </w:t>
       </w:r>
-      <w:proofErr w:type="spellStart"/>
-      <w:r>
-        <w:rPr>
-          <w:lang w:val="en-IN"/>
-        </w:rPr>
-        <w:t>TouTube’s</w:t>
-      </w:r>
-      <w:proofErr w:type="spellEnd"/>
-      <w:r>
-        <w:rPr>
-          <w:lang w:val="en-IN"/>
-        </w:rPr>
-        <w:t xml:space="preserve"> trending list again and have chance to gain more popularity?</w:t>
-      </w:r>
-    </w:p>
-    <w:p>
-      <w:pPr>
-        <w:rPr>
-          <w:lang w:val="en-IN"/>
-        </w:rPr>
-      </w:pPr>
-      <w:proofErr w:type="gramStart"/>
-      <w:r>
-        <w:rPr>
-          <w:lang w:val="en-IN"/>
-        </w:rPr>
-        <w:t>Generally</w:t>
-      </w:r>
-      <w:proofErr w:type="gramEnd"/>
+      <w:r>
+        <w:rPr>
+          <w:lang w:val="en-IN"/>
+        </w:rPr>
+        <w:t>Y</w:t>
+      </w:r>
+      <w:r>
+        <w:rPr>
+          <w:lang w:val="en-IN"/>
+        </w:rPr>
+        <w:t>ouTube’s trending list again and have chance to gain more popularity?</w:t>
+      </w:r>
+    </w:p>
+    <w:p>
+      <w:pPr>
+        <w:rPr>
+          <w:lang w:val="en-IN"/>
+        </w:rPr>
+      </w:pPr>
+      <w:r>
+        <w:rPr>
+          <w:lang w:val="en-IN"/>
+        </w:rPr>
+        <w:t>Generally,</w:t>
+      </w:r>
       <w:r>
         <w:rPr>
           <w:lang w:val="en-IN"/>
@@ -2021,10 +2017,7 @@
         <w:t>elation</w:t>
       </w:r>
       <w:r>
-        <w:t xml:space="preserve"> </w:t>
-      </w:r>
-      <w:r>
-        <w:t>= Views vs. Dislikes &amp; Comment count, Likes vs. Dislikes</w:t>
+        <w:t xml:space="preserve"> = Views vs. Dislikes &amp; Comment count, Likes vs. Dislikes</w:t>
       </w:r>
     </w:p>
     <w:p>
@@ -2053,10 +2046,7 @@
         <w:t>elation</w:t>
       </w:r>
       <w:r>
-        <w:t xml:space="preserve"> </w:t>
-      </w:r>
-      <w:r>
-        <w:t>= Number of tags &amp; Trending repeats</w:t>
+        <w:t xml:space="preserve"> = Number of tags &amp; Trending repeats</w:t>
       </w:r>
     </w:p>
     <w:p>
@@ -2114,19 +2104,13 @@
         <w:t>dislikes</w:t>
       </w:r>
       <w:r>
-        <w:t>,</w:t>
-      </w:r>
-      <w:r>
-        <w:t xml:space="preserve"> </w:t>
+        <w:t xml:space="preserve">, </w:t>
       </w:r>
       <w:r>
         <w:t>age</w:t>
       </w:r>
       <w:r>
-        <w:t>,</w:t>
-      </w:r>
-      <w:r>
-        <w:t xml:space="preserve"> </w:t>
+        <w:t xml:space="preserve">, </w:t>
       </w:r>
       <w:proofErr w:type="spellStart"/>
       <w:r>
@@ -2134,10 +2118,7 @@
       </w:r>
       <w:proofErr w:type="spellEnd"/>
       <w:r>
-        <w:t xml:space="preserve"> &amp;</w:t>
-      </w:r>
-      <w:r>
-        <w:t xml:space="preserve"> </w:t>
+        <w:t xml:space="preserve"> &amp; </w:t>
       </w:r>
       <w:proofErr w:type="spellStart"/>
       <w:r>
@@ -2454,10 +2435,7 @@
         <w:t>Performance metric</w:t>
       </w:r>
       <w:r>
-        <w:t xml:space="preserve">: </w:t>
-      </w:r>
-      <w:r>
-        <w:t xml:space="preserve">Its best model gives a </w:t>
+        <w:t xml:space="preserve">: Its best model gives a </w:t>
       </w:r>
       <w:r>
         <w:rPr>
@@ -2588,15 +2566,7 @@
           <w:sz w:val="28"/>
           <w:szCs w:val="28"/>
         </w:rPr>
-        <w:t>Random Forest (RF)</w:t>
-      </w:r>
-      <w:r>
-        <w:rPr>
-          <w:rStyle w:val="SubtleReference"/>
-          <w:sz w:val="28"/>
-          <w:szCs w:val="28"/>
-        </w:rPr>
-        <w:t>:</w:t>
+        <w:t>Random Forest (RF):</w:t>
       </w:r>
     </w:p>
     <w:p>
@@ -2618,13 +2588,7 @@
         <w:t>that leverages the power of multiple decision trees to improve prediction accuracy</w:t>
       </w:r>
       <w:r>
-        <w:t xml:space="preserve">. </w:t>
-      </w:r>
-      <w:r>
-        <w:t xml:space="preserve">After the poor accuracy from LR, </w:t>
-      </w:r>
-      <w:r>
-        <w:t xml:space="preserve">RF was an anticipated and very promising choice as a classifier here. </w:t>
+        <w:t xml:space="preserve">. After the poor accuracy from LR, RF was an anticipated and very promising choice as a classifier here. </w:t>
       </w:r>
     </w:p>
     <w:p>
@@ -2636,6 +2600,9 @@
         <w:br/>
       </w:r>
       <w:r>
+        <w:rPr>
+          <w:noProof/>
+        </w:rPr>
         <w:drawing>
           <wp:inline distT="0" distB="0" distL="0" distR="0" wp14:anchorId="64575A0E" wp14:editId="0626AC32">
             <wp:extent cx="4286848" cy="1028844"/>
@@ -2995,6 +2962,9 @@
         <w:t xml:space="preserve"> accuracy; A significant improvement over LR!</w:t>
       </w:r>
       <w:r>
+        <w:rPr>
+          <w:noProof/>
+        </w:rPr>
         <w:drawing>
           <wp:inline distT="0" distB="0" distL="0" distR="0" wp14:anchorId="18DFA6DB" wp14:editId="5710E5B1">
             <wp:extent cx="4580628" cy="3267963"/>
@@ -3089,50 +3059,24 @@
           <w:sz w:val="28"/>
           <w:szCs w:val="28"/>
         </w:rPr>
-        <w:t xml:space="preserve"> Boost</w:t>
-      </w:r>
-      <w:r>
+        <w:t xml:space="preserve"> Boost (GB):</w:t>
+      </w:r>
+    </w:p>
+    <w:p>
+      <w:r>
+        <w:t>An ensemble method similar like RF, but works good for large datasets. Hyper parameter tested for following values &amp; parameters:</w:t>
+      </w:r>
+    </w:p>
+    <w:p>
+      <w:pPr>
         <w:rPr>
           <w:rStyle w:val="SubtleReference"/>
-          <w:sz w:val="28"/>
-          <w:szCs w:val="28"/>
-        </w:rPr>
-        <w:t xml:space="preserve"> (</w:t>
-      </w:r>
-      <w:r>
-        <w:rPr>
-          <w:rStyle w:val="SubtleReference"/>
-          <w:sz w:val="28"/>
-          <w:szCs w:val="28"/>
-        </w:rPr>
-        <w:t>GB</w:t>
-      </w:r>
-      <w:r>
-        <w:rPr>
-          <w:rStyle w:val="SubtleReference"/>
-          <w:sz w:val="28"/>
-          <w:szCs w:val="28"/>
-        </w:rPr>
-        <w:t>):</w:t>
-      </w:r>
-    </w:p>
-    <w:p>
-      <w:r>
-        <w:t xml:space="preserve">An ensemble method similar like RF, but works good for large datasets. </w:t>
-      </w:r>
-      <w:r>
-        <w:t>Hyper parameter tested for following values &amp; parameters:</w:t>
-      </w:r>
-    </w:p>
-    <w:p>
-      <w:pPr>
-        <w:rPr>
-          <w:rStyle w:val="SubtleReference"/>
         </w:rPr>
       </w:pPr>
       <w:r>
         <w:rPr>
           <w:smallCaps/>
+          <w:noProof/>
           <w:color w:val="5A5A5A" w:themeColor="text1" w:themeTint="A5"/>
         </w:rPr>
         <w:lastRenderedPageBreak/>
@@ -3427,6 +3371,9 @@
     </w:p>
     <w:p>
       <w:r>
+        <w:rPr>
+          <w:noProof/>
+        </w:rPr>
         <w:drawing>
           <wp:inline distT="0" distB="0" distL="0" distR="0" wp14:anchorId="07905F68" wp14:editId="48A8D39A">
             <wp:extent cx="4593187" cy="3340500"/>
@@ -3558,6 +3505,9 @@
     </w:p>
     <w:p>
       <w:r>
+        <w:rPr>
+          <w:noProof/>
+        </w:rPr>
         <w:drawing>
           <wp:inline distT="0" distB="0" distL="0" distR="0" wp14:anchorId="7ABA4588" wp14:editId="570A6352">
             <wp:extent cx="4732289" cy="3383961"/>
@@ -3713,6 +3663,9 @@
         </w:rPr>
       </w:pPr>
       <w:r>
+        <w:rPr>
+          <w:noProof/>
+        </w:rPr>
         <w:drawing>
           <wp:inline distT="0" distB="0" distL="0" distR="0" wp14:anchorId="778A555A" wp14:editId="4C8231B2">
             <wp:extent cx="3373785" cy="1205345"/>
@@ -3796,6 +3749,9 @@
         </w:rPr>
       </w:pPr>
       <w:r>
+        <w:rPr>
+          <w:noProof/>
+        </w:rPr>
         <w:drawing>
           <wp:inline distT="0" distB="0" distL="0" distR="0" wp14:anchorId="64D3B969" wp14:editId="69722B46">
             <wp:extent cx="3366655" cy="1209807"/>
@@ -3879,6 +3835,9 @@
         </w:rPr>
       </w:pPr>
       <w:r>
+        <w:rPr>
+          <w:noProof/>
+        </w:rPr>
         <w:drawing>
           <wp:inline distT="0" distB="0" distL="0" distR="0" wp14:anchorId="3C87CAF4" wp14:editId="47C62E28">
             <wp:extent cx="3352800" cy="1184642"/>
@@ -3962,6 +3921,9 @@
         </w:rPr>
       </w:pPr>
       <w:r>
+        <w:rPr>
+          <w:noProof/>
+        </w:rPr>
         <w:drawing>
           <wp:inline distT="0" distB="0" distL="0" distR="0" wp14:anchorId="3A9ECA7D" wp14:editId="27EB3F3B">
             <wp:extent cx="3409220" cy="1274618"/>
@@ -4149,19 +4111,7 @@
         <w:rPr>
           <w:lang w:val="en-IN"/>
         </w:rPr>
-        <w:t xml:space="preserve">The data used only 2 out of 10 </w:t>
-      </w:r>
-      <w:r>
-        <w:rPr>
-          <w:lang w:val="en-IN"/>
-        </w:rPr>
-        <w:t>countries</w:t>
-      </w:r>
-      <w:r>
-        <w:rPr>
-          <w:lang w:val="en-IN"/>
-        </w:rPr>
-        <w:t xml:space="preserve"> in its analysis. Having a </w:t>
+        <w:t xml:space="preserve">The data used only 2 out of 10 countries in its analysis. Having a </w:t>
       </w:r>
       <w:r>
         <w:rPr>
@@ -4235,25 +4185,7 @@
         <w:rPr>
           <w:lang w:val="en-IN"/>
         </w:rPr>
-        <w:t xml:space="preserve">The YouTube API is an easily accessible tool for pulling comments from each </w:t>
-      </w:r>
-      <w:r>
-        <w:rPr>
-          <w:lang w:val="en-IN"/>
-        </w:rPr>
-        <w:t>video</w:t>
-      </w:r>
-      <w:r>
-        <w:rPr>
-          <w:lang w:val="en-IN"/>
-        </w:rPr>
-        <w:t xml:space="preserve">. Title &amp; description were features discarding in current analysis. </w:t>
-      </w:r>
-      <w:r>
-        <w:rPr>
-          <w:lang w:val="en-IN"/>
-        </w:rPr>
-        <w:t xml:space="preserve">A </w:t>
+        <w:t xml:space="preserve">The YouTube API is an easily accessible tool for pulling comments from each video. Title &amp; description were features discarding in current analysis. A </w:t>
       </w:r>
       <w:r>
         <w:rPr>
@@ -6966,6 +6898,7 @@
   <w:style w:type="character" w:default="1" w:styleId="DefaultParagraphFont">
     <w:name w:val="Default Paragraph Font"/>
     <w:uiPriority w:val="1"/>
+    <w:semiHidden/>
     <w:unhideWhenUsed/>
   </w:style>
   <w:style w:type="table" w:default="1" w:styleId="TableNormal">
